--- a/geo/위치미확인_학교.docx
+++ b/geo/위치미확인_학교.docx
@@ -1205,1155 +1205,6 @@
           <w:b/>
           <w:sz w:val="26"/>
         </w:rPr>
-        <w:t xml:space="preserve">부산 · 10곳</w:t>
-      </w:r>
-    </w:p>
-    <w:tbl>
-      <w:tblPr>
-        <w:tblW w:w="10200" w:type="dxa"/>
-        <w:tblBorders>
-          <w:top w:val="single" w:sz="4" w:color="999999"/>
-          <w:left w:val="single" w:sz="4" w:color="999999"/>
-          <w:bottom w:val="single" w:sz="4" w:color="999999"/>
-          <w:right w:val="single" w:sz="4" w:color="999999"/>
-          <w:insideH w:val="single" w:sz="4" w:color="999999"/>
-          <w:insideV w:val="single" w:sz="4" w:color="999999"/>
-        </w:tblBorders>
-      </w:tblPr>
-      <w:tr>
-        <w:trPr>
-          <w:tblHeader/>
-        </w:trPr>
-        <w:tc>
-          <w:tcPr>
-            <w:tcW w:w="2400" w:type="dxa"/>
-            <w:shd w:val="clear" w:fill="EEF2F6"/>
-          </w:tcPr>
-          <w:p>
-            <w:pPr>
-              <w:spacing w:after="0"/>
-            </w:pPr>
-            <w:r>
-              <w:rPr>
-                <w:b/>
-                <w:sz w:val="18"/>
-              </w:rPr>
-              <w:t xml:space="preserve">학교명</w:t>
-            </w:r>
-          </w:p>
-        </w:tc>
-        <w:tc>
-          <w:tcPr>
-            <w:tcW w:w="1500" w:type="dxa"/>
-            <w:shd w:val="clear" w:fill="EEF2F6"/>
-          </w:tcPr>
-          <w:p>
-            <w:pPr>
-              <w:spacing w:after="0"/>
-            </w:pPr>
-            <w:r>
-              <w:rPr>
-                <w:b/>
-                <w:sz w:val="18"/>
-              </w:rPr>
-              <w:t xml:space="preserve">학교급</w:t>
-            </w:r>
-          </w:p>
-        </w:tc>
-        <w:tc>
-          <w:tcPr>
-            <w:tcW w:w="3300" w:type="dxa"/>
-            <w:shd w:val="clear" w:fill="EEF2F6"/>
-          </w:tcPr>
-          <w:p>
-            <w:pPr>
-              <w:spacing w:after="0"/>
-            </w:pPr>
-            <w:r>
-              <w:rPr>
-                <w:b/>
-                <w:sz w:val="18"/>
-              </w:rPr>
-              <w:t xml:space="preserve">명단 주소</w:t>
-            </w:r>
-          </w:p>
-        </w:tc>
-        <w:tc>
-          <w:tcPr>
-            <w:tcW w:w="1200" w:type="dxa"/>
-            <w:shd w:val="clear" w:fill="EEF2F6"/>
-          </w:tcPr>
-          <w:p>
-            <w:pPr>
-              <w:spacing w:after="0"/>
-            </w:pPr>
-            <w:r>
-              <w:rPr>
-                <w:b/>
-                <w:sz w:val="18"/>
-              </w:rPr>
-              <w:t xml:space="preserve">학교코드</w:t>
-            </w:r>
-          </w:p>
-        </w:tc>
-        <w:tc>
-          <w:tcPr>
-            <w:tcW w:w="900" w:type="dxa"/>
-            <w:shd w:val="clear" w:fill="EEF2F6"/>
-          </w:tcPr>
-          <w:p>
-            <w:pPr>
-              <w:spacing w:after="0"/>
-            </w:pPr>
-            <w:r>
-              <w:rPr>
-                <w:b/>
-                <w:sz w:val="18"/>
-              </w:rPr>
-              <w:t xml:space="preserve">위도</w:t>
-            </w:r>
-          </w:p>
-        </w:tc>
-        <w:tc>
-          <w:tcPr>
-            <w:tcW w:w="900" w:type="dxa"/>
-            <w:shd w:val="clear" w:fill="EEF2F6"/>
-          </w:tcPr>
-          <w:p>
-            <w:pPr>
-              <w:spacing w:after="0"/>
-            </w:pPr>
-            <w:r>
-              <w:rPr>
-                <w:b/>
-                <w:sz w:val="18"/>
-              </w:rPr>
-              <w:t xml:space="preserve">경도</w:t>
-            </w:r>
-          </w:p>
-        </w:tc>
-      </w:tr>
-      <w:tr>
-        <w:tc>
-          <w:tcPr>
-            <w:tcW w:w="2400" w:type="dxa"/>
-          </w:tcPr>
-          <w:p>
-            <w:pPr>
-              <w:spacing w:after="0"/>
-            </w:pPr>
-            <w:r>
-              <w:rPr>
-                <w:sz w:val="18"/>
-              </w:rPr>
-              <w:t xml:space="preserve">부산구화학교</w:t>
-            </w:r>
-          </w:p>
-        </w:tc>
-        <w:tc>
-          <w:tcPr>
-            <w:tcW w:w="1500" w:type="dxa"/>
-          </w:tcPr>
-          <w:p>
-            <w:pPr>
-              <w:spacing w:after="0"/>
-            </w:pPr>
-            <w:r>
-              <w:rPr>
-                <w:sz w:val="18"/>
-              </w:rPr>
-              <w:t xml:space="preserve">특수학교</w:t>
-            </w:r>
-          </w:p>
-        </w:tc>
-        <w:tc>
-          <w:tcPr>
-            <w:tcW w:w="3300" w:type="dxa"/>
-          </w:tcPr>
-          <w:p>
-            <w:pPr>
-              <w:spacing w:after="0"/>
-            </w:pPr>
-            <w:r>
-              <w:rPr>
-                <w:sz w:val="18"/>
-              </w:rPr>
-              <w:t xml:space="preserve">부산광역시 남구 수영로123번길 54</w:t>
-            </w:r>
-          </w:p>
-        </w:tc>
-        <w:tc>
-          <w:tcPr>
-            <w:tcW w:w="1200" w:type="dxa"/>
-          </w:tcPr>
-          <w:p>
-            <w:pPr>
-              <w:spacing w:after="0"/>
-            </w:pPr>
-            <w:r>
-              <w:rPr>
-                <w:sz w:val="18"/>
-              </w:rPr>
-              <w:t xml:space="preserve">7150281</w:t>
-            </w:r>
-          </w:p>
-        </w:tc>
-        <w:tc>
-          <w:tcPr>
-            <w:tcW w:w="900" w:type="dxa"/>
-            <w:shd w:val="clear" w:fill="FFFBE6"/>
-          </w:tcPr>
-          <w:p>
-            <w:pPr>
-              <w:spacing w:after="0"/>
-            </w:pPr>
-            <w:r>
-              <w:rPr>
-                <w:sz w:val="18"/>
-              </w:rPr>
-              <w:t xml:space="preserve"/>
-            </w:r>
-          </w:p>
-        </w:tc>
-        <w:tc>
-          <w:tcPr>
-            <w:tcW w:w="900" w:type="dxa"/>
-            <w:shd w:val="clear" w:fill="FFFBE6"/>
-          </w:tcPr>
-          <w:p>
-            <w:pPr>
-              <w:spacing w:after="0"/>
-            </w:pPr>
-            <w:r>
-              <w:rPr>
-                <w:sz w:val="18"/>
-              </w:rPr>
-              <w:t xml:space="preserve"/>
-            </w:r>
-          </w:p>
-        </w:tc>
-      </w:tr>
-      <w:tr>
-        <w:tc>
-          <w:tcPr>
-            <w:tcW w:w="2400" w:type="dxa"/>
-          </w:tcPr>
-          <w:p>
-            <w:pPr>
-              <w:spacing w:after="0"/>
-            </w:pPr>
-            <w:r>
-              <w:rPr>
-                <w:sz w:val="18"/>
-              </w:rPr>
-              <w:t xml:space="preserve">부산성우학교</w:t>
-            </w:r>
-          </w:p>
-        </w:tc>
-        <w:tc>
-          <w:tcPr>
-            <w:tcW w:w="1500" w:type="dxa"/>
-          </w:tcPr>
-          <w:p>
-            <w:pPr>
-              <w:spacing w:after="0"/>
-            </w:pPr>
-            <w:r>
-              <w:rPr>
-                <w:sz w:val="18"/>
-              </w:rPr>
-              <w:t xml:space="preserve">특수학교</w:t>
-            </w:r>
-          </w:p>
-        </w:tc>
-        <w:tc>
-          <w:tcPr>
-            <w:tcW w:w="3300" w:type="dxa"/>
-          </w:tcPr>
-          <w:p>
-            <w:pPr>
-              <w:spacing w:after="0"/>
-            </w:pPr>
-            <w:r>
-              <w:rPr>
-                <w:sz w:val="18"/>
-              </w:rPr>
-              <w:t xml:space="preserve">부산광역시 기장군 장안읍 대룡2길 45</w:t>
-            </w:r>
-          </w:p>
-        </w:tc>
-        <w:tc>
-          <w:tcPr>
-            <w:tcW w:w="1200" w:type="dxa"/>
-          </w:tcPr>
-          <w:p>
-            <w:pPr>
-              <w:spacing w:after="0"/>
-            </w:pPr>
-            <w:r>
-              <w:rPr>
-                <w:sz w:val="18"/>
-              </w:rPr>
-              <w:t xml:space="preserve">7150432</w:t>
-            </w:r>
-          </w:p>
-        </w:tc>
-        <w:tc>
-          <w:tcPr>
-            <w:tcW w:w="900" w:type="dxa"/>
-            <w:shd w:val="clear" w:fill="FFFBE6"/>
-          </w:tcPr>
-          <w:p>
-            <w:pPr>
-              <w:spacing w:after="0"/>
-            </w:pPr>
-            <w:r>
-              <w:rPr>
-                <w:sz w:val="18"/>
-              </w:rPr>
-              <w:t xml:space="preserve"/>
-            </w:r>
-          </w:p>
-        </w:tc>
-        <w:tc>
-          <w:tcPr>
-            <w:tcW w:w="900" w:type="dxa"/>
-            <w:shd w:val="clear" w:fill="FFFBE6"/>
-          </w:tcPr>
-          <w:p>
-            <w:pPr>
-              <w:spacing w:after="0"/>
-            </w:pPr>
-            <w:r>
-              <w:rPr>
-                <w:sz w:val="18"/>
-              </w:rPr>
-              <w:t xml:space="preserve"/>
-            </w:r>
-          </w:p>
-        </w:tc>
-      </w:tr>
-      <w:tr>
-        <w:tc>
-          <w:tcPr>
-            <w:tcW w:w="2400" w:type="dxa"/>
-          </w:tcPr>
-          <w:p>
-            <w:pPr>
-              <w:spacing w:after="0"/>
-            </w:pPr>
-            <w:r>
-              <w:rPr>
-                <w:sz w:val="18"/>
-              </w:rPr>
-              <w:t xml:space="preserve">부산솔빛학교</w:t>
-            </w:r>
-          </w:p>
-        </w:tc>
-        <w:tc>
-          <w:tcPr>
-            <w:tcW w:w="1500" w:type="dxa"/>
-          </w:tcPr>
-          <w:p>
-            <w:pPr>
-              <w:spacing w:after="0"/>
-            </w:pPr>
-            <w:r>
-              <w:rPr>
-                <w:sz w:val="18"/>
-              </w:rPr>
-              <w:t xml:space="preserve">특수학교</w:t>
-            </w:r>
-          </w:p>
-        </w:tc>
-        <w:tc>
-          <w:tcPr>
-            <w:tcW w:w="3300" w:type="dxa"/>
-          </w:tcPr>
-          <w:p>
-            <w:pPr>
-              <w:spacing w:after="0"/>
-            </w:pPr>
-            <w:r>
-              <w:rPr>
-                <w:sz w:val="18"/>
-              </w:rPr>
-              <w:t xml:space="preserve">부산 사상구 백양대로 650 부산솔빛학교</w:t>
-            </w:r>
-          </w:p>
-        </w:tc>
-        <w:tc>
-          <w:tcPr>
-            <w:tcW w:w="1200" w:type="dxa"/>
-          </w:tcPr>
-          <w:p>
-            <w:pPr>
-              <w:spacing w:after="0"/>
-            </w:pPr>
-            <w:r>
-              <w:rPr>
-                <w:sz w:val="18"/>
-              </w:rPr>
-              <w:t xml:space="preserve">7150376</w:t>
-            </w:r>
-          </w:p>
-        </w:tc>
-        <w:tc>
-          <w:tcPr>
-            <w:tcW w:w="900" w:type="dxa"/>
-            <w:shd w:val="clear" w:fill="FFFBE6"/>
-          </w:tcPr>
-          <w:p>
-            <w:pPr>
-              <w:spacing w:after="0"/>
-            </w:pPr>
-            <w:r>
-              <w:rPr>
-                <w:sz w:val="18"/>
-              </w:rPr>
-              <w:t xml:space="preserve"/>
-            </w:r>
-          </w:p>
-        </w:tc>
-        <w:tc>
-          <w:tcPr>
-            <w:tcW w:w="900" w:type="dxa"/>
-            <w:shd w:val="clear" w:fill="FFFBE6"/>
-          </w:tcPr>
-          <w:p>
-            <w:pPr>
-              <w:spacing w:after="0"/>
-            </w:pPr>
-            <w:r>
-              <w:rPr>
-                <w:sz w:val="18"/>
-              </w:rPr>
-              <w:t xml:space="preserve"/>
-            </w:r>
-          </w:p>
-        </w:tc>
-      </w:tr>
-      <w:tr>
-        <w:tc>
-          <w:tcPr>
-            <w:tcW w:w="2400" w:type="dxa"/>
-          </w:tcPr>
-          <w:p>
-            <w:pPr>
-              <w:spacing w:after="0"/>
-            </w:pPr>
-            <w:r>
-              <w:rPr>
-                <w:sz w:val="18"/>
-              </w:rPr>
-              <w:t xml:space="preserve">부산천사의학교</w:t>
-            </w:r>
-          </w:p>
-        </w:tc>
-        <w:tc>
-          <w:tcPr>
-            <w:tcW w:w="1500" w:type="dxa"/>
-          </w:tcPr>
-          <w:p>
-            <w:pPr>
-              <w:spacing w:after="0"/>
-            </w:pPr>
-            <w:r>
-              <w:rPr>
-                <w:sz w:val="18"/>
-              </w:rPr>
-              <w:t xml:space="preserve">특수학교</w:t>
-            </w:r>
-          </w:p>
-        </w:tc>
-        <w:tc>
-          <w:tcPr>
-            <w:tcW w:w="3300" w:type="dxa"/>
-          </w:tcPr>
-          <w:p>
-            <w:pPr>
-              <w:spacing w:after="0"/>
-            </w:pPr>
-            <w:r>
-              <w:rPr>
-                <w:sz w:val="18"/>
-              </w:rPr>
-              <w:t xml:space="preserve">부산광역시 사하구 오작로88번길 30</w:t>
-            </w:r>
-          </w:p>
-        </w:tc>
-        <w:tc>
-          <w:tcPr>
-            <w:tcW w:w="1200" w:type="dxa"/>
-          </w:tcPr>
-          <w:p>
-            <w:pPr>
-              <w:spacing w:after="0"/>
-            </w:pPr>
-            <w:r>
-              <w:rPr>
-                <w:sz w:val="18"/>
-              </w:rPr>
-              <w:t xml:space="preserve">7150360</w:t>
-            </w:r>
-          </w:p>
-        </w:tc>
-        <w:tc>
-          <w:tcPr>
-            <w:tcW w:w="900" w:type="dxa"/>
-            <w:shd w:val="clear" w:fill="FFFBE6"/>
-          </w:tcPr>
-          <w:p>
-            <w:pPr>
-              <w:spacing w:after="0"/>
-            </w:pPr>
-            <w:r>
-              <w:rPr>
-                <w:sz w:val="18"/>
-              </w:rPr>
-              <w:t xml:space="preserve"/>
-            </w:r>
-          </w:p>
-        </w:tc>
-        <w:tc>
-          <w:tcPr>
-            <w:tcW w:w="900" w:type="dxa"/>
-            <w:shd w:val="clear" w:fill="FFFBE6"/>
-          </w:tcPr>
-          <w:p>
-            <w:pPr>
-              <w:spacing w:after="0"/>
-            </w:pPr>
-            <w:r>
-              <w:rPr>
-                <w:sz w:val="18"/>
-              </w:rPr>
-              <w:t xml:space="preserve"/>
-            </w:r>
-          </w:p>
-        </w:tc>
-      </w:tr>
-      <w:tr>
-        <w:tc>
-          <w:tcPr>
-            <w:tcW w:w="2400" w:type="dxa"/>
-          </w:tcPr>
-          <w:p>
-            <w:pPr>
-              <w:spacing w:after="0"/>
-            </w:pPr>
-            <w:r>
-              <w:rPr>
-                <w:sz w:val="18"/>
-              </w:rPr>
-              <w:t xml:space="preserve">신연초등학교</w:t>
-            </w:r>
-          </w:p>
-        </w:tc>
-        <w:tc>
-          <w:tcPr>
-            <w:tcW w:w="1500" w:type="dxa"/>
-          </w:tcPr>
-          <w:p>
-            <w:pPr>
-              <w:spacing w:after="0"/>
-            </w:pPr>
-            <w:r>
-              <w:rPr>
-                <w:sz w:val="18"/>
-              </w:rPr>
-              <w:t xml:space="preserve">초등학교</w:t>
-            </w:r>
-          </w:p>
-        </w:tc>
-        <w:tc>
-          <w:tcPr>
-            <w:tcW w:w="3300" w:type="dxa"/>
-          </w:tcPr>
-          <w:p>
-            <w:pPr>
-              <w:spacing w:after="0"/>
-            </w:pPr>
-            <w:r>
-              <w:rPr>
-                <w:sz w:val="18"/>
-              </w:rPr>
-              <w:t xml:space="preserve">부산광역시 남구 유엔로35번길 46</w:t>
-            </w:r>
-          </w:p>
-        </w:tc>
-        <w:tc>
-          <w:tcPr>
-            <w:tcW w:w="1200" w:type="dxa"/>
-          </w:tcPr>
-          <w:p>
-            <w:pPr>
-              <w:spacing w:after="0"/>
-            </w:pPr>
-            <w:r>
-              <w:rPr>
-                <w:sz w:val="18"/>
-              </w:rPr>
-              <w:t xml:space="preserve">7181048</w:t>
-            </w:r>
-          </w:p>
-        </w:tc>
-        <w:tc>
-          <w:tcPr>
-            <w:tcW w:w="900" w:type="dxa"/>
-            <w:shd w:val="clear" w:fill="FFFBE6"/>
-          </w:tcPr>
-          <w:p>
-            <w:pPr>
-              <w:spacing w:after="0"/>
-            </w:pPr>
-            <w:r>
-              <w:rPr>
-                <w:sz w:val="18"/>
-              </w:rPr>
-              <w:t xml:space="preserve"/>
-            </w:r>
-          </w:p>
-        </w:tc>
-        <w:tc>
-          <w:tcPr>
-            <w:tcW w:w="900" w:type="dxa"/>
-            <w:shd w:val="clear" w:fill="FFFBE6"/>
-          </w:tcPr>
-          <w:p>
-            <w:pPr>
-              <w:spacing w:after="0"/>
-            </w:pPr>
-            <w:r>
-              <w:rPr>
-                <w:sz w:val="18"/>
-              </w:rPr>
-              <w:t xml:space="preserve"/>
-            </w:r>
-          </w:p>
-        </w:tc>
-      </w:tr>
-      <w:tr>
-        <w:tc>
-          <w:tcPr>
-            <w:tcW w:w="2400" w:type="dxa"/>
-          </w:tcPr>
-          <w:p>
-            <w:pPr>
-              <w:spacing w:after="0"/>
-            </w:pPr>
-            <w:r>
-              <w:rPr>
-                <w:sz w:val="18"/>
-              </w:rPr>
-              <w:t xml:space="preserve">장대현중고등학교</w:t>
-            </w:r>
-          </w:p>
-        </w:tc>
-        <w:tc>
-          <w:tcPr>
-            <w:tcW w:w="1500" w:type="dxa"/>
-          </w:tcPr>
-          <w:p>
-            <w:pPr>
-              <w:spacing w:after="0"/>
-            </w:pPr>
-            <w:r>
-              <w:rPr>
-                <w:sz w:val="18"/>
-              </w:rPr>
-              <w:t xml:space="preserve">각종학교(고)</w:t>
-            </w:r>
-          </w:p>
-        </w:tc>
-        <w:tc>
-          <w:tcPr>
-            <w:tcW w:w="3300" w:type="dxa"/>
-          </w:tcPr>
-          <w:p>
-            <w:pPr>
-              <w:spacing w:after="0"/>
-            </w:pPr>
-            <w:r>
-              <w:rPr>
-                <w:sz w:val="18"/>
-              </w:rPr>
-              <w:t xml:space="preserve">부산광역시 강서구 신호사로76번길 71</w:t>
-            </w:r>
-          </w:p>
-        </w:tc>
-        <w:tc>
-          <w:tcPr>
-            <w:tcW w:w="1200" w:type="dxa"/>
-          </w:tcPr>
-          <w:p>
-            <w:pPr>
-              <w:spacing w:after="0"/>
-            </w:pPr>
-            <w:r>
-              <w:rPr>
-                <w:sz w:val="18"/>
-              </w:rPr>
-              <w:t xml:space="preserve">7150676</w:t>
-            </w:r>
-          </w:p>
-        </w:tc>
-        <w:tc>
-          <w:tcPr>
-            <w:tcW w:w="900" w:type="dxa"/>
-            <w:shd w:val="clear" w:fill="FFFBE6"/>
-          </w:tcPr>
-          <w:p>
-            <w:pPr>
-              <w:spacing w:after="0"/>
-            </w:pPr>
-            <w:r>
-              <w:rPr>
-                <w:sz w:val="18"/>
-              </w:rPr>
-              <w:t xml:space="preserve"/>
-            </w:r>
-          </w:p>
-        </w:tc>
-        <w:tc>
-          <w:tcPr>
-            <w:tcW w:w="900" w:type="dxa"/>
-            <w:shd w:val="clear" w:fill="FFFBE6"/>
-          </w:tcPr>
-          <w:p>
-            <w:pPr>
-              <w:spacing w:after="0"/>
-            </w:pPr>
-            <w:r>
-              <w:rPr>
-                <w:sz w:val="18"/>
-              </w:rPr>
-              <w:t xml:space="preserve"/>
-            </w:r>
-          </w:p>
-        </w:tc>
-      </w:tr>
-      <w:tr>
-        <w:tc>
-          <w:tcPr>
-            <w:tcW w:w="2400" w:type="dxa"/>
-          </w:tcPr>
-          <w:p>
-            <w:pPr>
-              <w:spacing w:after="0"/>
-            </w:pPr>
-            <w:r>
-              <w:rPr>
-                <w:sz w:val="18"/>
-              </w:rPr>
-              <w:t xml:space="preserve">학력인정국제금융고등학교(2년제)</w:t>
-            </w:r>
-          </w:p>
-        </w:tc>
-        <w:tc>
-          <w:tcPr>
-            <w:tcW w:w="1500" w:type="dxa"/>
-          </w:tcPr>
-          <w:p>
-            <w:pPr>
-              <w:spacing w:after="0"/>
-            </w:pPr>
-            <w:r>
-              <w:rPr>
-                <w:sz w:val="18"/>
-              </w:rPr>
-              <w:t xml:space="preserve">평생학교(고)-2년6학기</w:t>
-            </w:r>
-          </w:p>
-        </w:tc>
-        <w:tc>
-          <w:tcPr>
-            <w:tcW w:w="3300" w:type="dxa"/>
-          </w:tcPr>
-          <w:p>
-            <w:pPr>
-              <w:spacing w:after="0"/>
-            </w:pPr>
-            <w:r>
-              <w:rPr>
-                <w:sz w:val="18"/>
-              </w:rPr>
-              <w:t xml:space="preserve">(주소 없음)</w:t>
-            </w:r>
-          </w:p>
-        </w:tc>
-        <w:tc>
-          <w:tcPr>
-            <w:tcW w:w="1200" w:type="dxa"/>
-          </w:tcPr>
-          <w:p>
-            <w:pPr>
-              <w:spacing w:after="0"/>
-            </w:pPr>
-            <w:r>
-              <w:rPr>
-                <w:sz w:val="18"/>
-              </w:rPr>
-              <w:t xml:space="preserve">7150439</w:t>
-            </w:r>
-          </w:p>
-        </w:tc>
-        <w:tc>
-          <w:tcPr>
-            <w:tcW w:w="900" w:type="dxa"/>
-            <w:shd w:val="clear" w:fill="FFFBE6"/>
-          </w:tcPr>
-          <w:p>
-            <w:pPr>
-              <w:spacing w:after="0"/>
-            </w:pPr>
-            <w:r>
-              <w:rPr>
-                <w:sz w:val="18"/>
-              </w:rPr>
-              <w:t xml:space="preserve"/>
-            </w:r>
-          </w:p>
-        </w:tc>
-        <w:tc>
-          <w:tcPr>
-            <w:tcW w:w="900" w:type="dxa"/>
-            <w:shd w:val="clear" w:fill="FFFBE6"/>
-          </w:tcPr>
-          <w:p>
-            <w:pPr>
-              <w:spacing w:after="0"/>
-            </w:pPr>
-            <w:r>
-              <w:rPr>
-                <w:sz w:val="18"/>
-              </w:rPr>
-              <w:t xml:space="preserve"/>
-            </w:r>
-          </w:p>
-        </w:tc>
-      </w:tr>
-      <w:tr>
-        <w:tc>
-          <w:tcPr>
-            <w:tcW w:w="2400" w:type="dxa"/>
-          </w:tcPr>
-          <w:p>
-            <w:pPr>
-              <w:spacing w:after="0"/>
-            </w:pPr>
-            <w:r>
-              <w:rPr>
-                <w:sz w:val="18"/>
-              </w:rPr>
-              <w:t xml:space="preserve">학력인정부경보건고등학교</w:t>
-            </w:r>
-          </w:p>
-        </w:tc>
-        <w:tc>
-          <w:tcPr>
-            <w:tcW w:w="1500" w:type="dxa"/>
-          </w:tcPr>
-          <w:p>
-            <w:pPr>
-              <w:spacing w:after="0"/>
-            </w:pPr>
-            <w:r>
-              <w:rPr>
-                <w:sz w:val="18"/>
-              </w:rPr>
-              <w:t xml:space="preserve">평생학교(고)-3년6학기</w:t>
-            </w:r>
-          </w:p>
-        </w:tc>
-        <w:tc>
-          <w:tcPr>
-            <w:tcW w:w="3300" w:type="dxa"/>
-          </w:tcPr>
-          <w:p>
-            <w:pPr>
-              <w:spacing w:after="0"/>
-            </w:pPr>
-            <w:r>
-              <w:rPr>
-                <w:sz w:val="18"/>
-              </w:rPr>
-              <w:t xml:space="preserve">(주소 없음)</w:t>
-            </w:r>
-          </w:p>
-        </w:tc>
-        <w:tc>
-          <w:tcPr>
-            <w:tcW w:w="1200" w:type="dxa"/>
-          </w:tcPr>
-          <w:p>
-            <w:pPr>
-              <w:spacing w:after="0"/>
-            </w:pPr>
-            <w:r>
-              <w:rPr>
-                <w:sz w:val="18"/>
-              </w:rPr>
-              <w:t xml:space="preserve">7150408</w:t>
-            </w:r>
-          </w:p>
-        </w:tc>
-        <w:tc>
-          <w:tcPr>
-            <w:tcW w:w="900" w:type="dxa"/>
-            <w:shd w:val="clear" w:fill="FFFBE6"/>
-          </w:tcPr>
-          <w:p>
-            <w:pPr>
-              <w:spacing w:after="0"/>
-            </w:pPr>
-            <w:r>
-              <w:rPr>
-                <w:sz w:val="18"/>
-              </w:rPr>
-              <w:t xml:space="preserve"/>
-            </w:r>
-          </w:p>
-        </w:tc>
-        <w:tc>
-          <w:tcPr>
-            <w:tcW w:w="900" w:type="dxa"/>
-            <w:shd w:val="clear" w:fill="FFFBE6"/>
-          </w:tcPr>
-          <w:p>
-            <w:pPr>
-              <w:spacing w:after="0"/>
-            </w:pPr>
-            <w:r>
-              <w:rPr>
-                <w:sz w:val="18"/>
-              </w:rPr>
-              <w:t xml:space="preserve"/>
-            </w:r>
-          </w:p>
-        </w:tc>
-      </w:tr>
-      <w:tr>
-        <w:tc>
-          <w:tcPr>
-            <w:tcW w:w="2400" w:type="dxa"/>
-          </w:tcPr>
-          <w:p>
-            <w:pPr>
-              <w:spacing w:after="0"/>
-            </w:pPr>
-            <w:r>
-              <w:rPr>
-                <w:sz w:val="18"/>
-              </w:rPr>
-              <w:t xml:space="preserve">학력인정부경보건고등학교(2년제)</w:t>
-            </w:r>
-          </w:p>
-        </w:tc>
-        <w:tc>
-          <w:tcPr>
-            <w:tcW w:w="1500" w:type="dxa"/>
-          </w:tcPr>
-          <w:p>
-            <w:pPr>
-              <w:spacing w:after="0"/>
-            </w:pPr>
-            <w:r>
-              <w:rPr>
-                <w:sz w:val="18"/>
-              </w:rPr>
-              <w:t xml:space="preserve">평생학교(고)-2년6학기</w:t>
-            </w:r>
-          </w:p>
-        </w:tc>
-        <w:tc>
-          <w:tcPr>
-            <w:tcW w:w="3300" w:type="dxa"/>
-          </w:tcPr>
-          <w:p>
-            <w:pPr>
-              <w:spacing w:after="0"/>
-            </w:pPr>
-            <w:r>
-              <w:rPr>
-                <w:sz w:val="18"/>
-              </w:rPr>
-              <w:t xml:space="preserve">(주소 없음)</w:t>
-            </w:r>
-          </w:p>
-        </w:tc>
-        <w:tc>
-          <w:tcPr>
-            <w:tcW w:w="1200" w:type="dxa"/>
-          </w:tcPr>
-          <w:p>
-            <w:pPr>
-              <w:spacing w:after="0"/>
-            </w:pPr>
-            <w:r>
-              <w:rPr>
-                <w:sz w:val="18"/>
-              </w:rPr>
-              <w:t xml:space="preserve">7150443</w:t>
-            </w:r>
-          </w:p>
-        </w:tc>
-        <w:tc>
-          <w:tcPr>
-            <w:tcW w:w="900" w:type="dxa"/>
-            <w:shd w:val="clear" w:fill="FFFBE6"/>
-          </w:tcPr>
-          <w:p>
-            <w:pPr>
-              <w:spacing w:after="0"/>
-            </w:pPr>
-            <w:r>
-              <w:rPr>
-                <w:sz w:val="18"/>
-              </w:rPr>
-              <w:t xml:space="preserve"/>
-            </w:r>
-          </w:p>
-        </w:tc>
-        <w:tc>
-          <w:tcPr>
-            <w:tcW w:w="900" w:type="dxa"/>
-            <w:shd w:val="clear" w:fill="FFFBE6"/>
-          </w:tcPr>
-          <w:p>
-            <w:pPr>
-              <w:spacing w:after="0"/>
-            </w:pPr>
-            <w:r>
-              <w:rPr>
-                <w:sz w:val="18"/>
-              </w:rPr>
-              <w:t xml:space="preserve"/>
-            </w:r>
-          </w:p>
-        </w:tc>
-      </w:tr>
-      <w:tr>
-        <w:tc>
-          <w:tcPr>
-            <w:tcW w:w="2400" w:type="dxa"/>
-          </w:tcPr>
-          <w:p>
-            <w:pPr>
-              <w:spacing w:after="0"/>
-            </w:pPr>
-            <w:r>
-              <w:rPr>
-                <w:sz w:val="18"/>
-              </w:rPr>
-              <w:t xml:space="preserve">학력인정부경보건고등학교병설부경중학교(2년제)</w:t>
-            </w:r>
-          </w:p>
-        </w:tc>
-        <w:tc>
-          <w:tcPr>
-            <w:tcW w:w="1500" w:type="dxa"/>
-          </w:tcPr>
-          <w:p>
-            <w:pPr>
-              <w:spacing w:after="0"/>
-            </w:pPr>
-            <w:r>
-              <w:rPr>
-                <w:sz w:val="18"/>
-              </w:rPr>
-              <w:t xml:space="preserve">평생학교(중)-2년6학기</w:t>
-            </w:r>
-          </w:p>
-        </w:tc>
-        <w:tc>
-          <w:tcPr>
-            <w:tcW w:w="3300" w:type="dxa"/>
-          </w:tcPr>
-          <w:p>
-            <w:pPr>
-              <w:spacing w:after="0"/>
-            </w:pPr>
-            <w:r>
-              <w:rPr>
-                <w:sz w:val="18"/>
-              </w:rPr>
-              <w:t xml:space="preserve">(주소 없음)</w:t>
-            </w:r>
-          </w:p>
-        </w:tc>
-        <w:tc>
-          <w:tcPr>
-            <w:tcW w:w="1200" w:type="dxa"/>
-          </w:tcPr>
-          <w:p>
-            <w:pPr>
-              <w:spacing w:after="0"/>
-            </w:pPr>
-            <w:r>
-              <w:rPr>
-                <w:sz w:val="18"/>
-              </w:rPr>
-              <w:t xml:space="preserve">7150436</w:t>
-            </w:r>
-          </w:p>
-        </w:tc>
-        <w:tc>
-          <w:tcPr>
-            <w:tcW w:w="900" w:type="dxa"/>
-            <w:shd w:val="clear" w:fill="FFFBE6"/>
-          </w:tcPr>
-          <w:p>
-            <w:pPr>
-              <w:spacing w:after="0"/>
-            </w:pPr>
-            <w:r>
-              <w:rPr>
-                <w:sz w:val="18"/>
-              </w:rPr>
-              <w:t xml:space="preserve"/>
-            </w:r>
-          </w:p>
-        </w:tc>
-        <w:tc>
-          <w:tcPr>
-            <w:tcW w:w="900" w:type="dxa"/>
-            <w:shd w:val="clear" w:fill="FFFBE6"/>
-          </w:tcPr>
-          <w:p>
-            <w:pPr>
-              <w:spacing w:after="0"/>
-            </w:pPr>
-            <w:r>
-              <w:rPr>
-                <w:sz w:val="18"/>
-              </w:rPr>
-              <w:t xml:space="preserve"/>
-            </w:r>
-          </w:p>
-        </w:tc>
-      </w:tr>
-    </w:tbl>
-    <w:p>
-      <w:pPr>
-        <w:spacing w:after="160"/>
-      </w:pPr>
-      <w:r>
-        <w:rPr>
-          <w:sz w:val="18"/>
-        </w:rPr>
-        <w:t xml:space="preserve"/>
-      </w:r>
-    </w:p>
-    <w:p>
-      <w:pPr>
-        <w:spacing w:after="80"/>
-      </w:pPr>
-      <w:r>
-        <w:rPr>
-          <w:b/>
-          <w:sz w:val="26"/>
-        </w:rPr>
         <w:t xml:space="preserve">전북 · 8곳</w:t>
       </w:r>
     </w:p>
@@ -4152,6 +3003,755 @@
           <w:b/>
           <w:sz w:val="26"/>
         </w:rPr>
+        <w:t xml:space="preserve">부산 · 6곳</w:t>
+      </w:r>
+    </w:p>
+    <w:tbl>
+      <w:tblPr>
+        <w:tblW w:w="10200" w:type="dxa"/>
+        <w:tblBorders>
+          <w:top w:val="single" w:sz="4" w:color="999999"/>
+          <w:left w:val="single" w:sz="4" w:color="999999"/>
+          <w:bottom w:val="single" w:sz="4" w:color="999999"/>
+          <w:right w:val="single" w:sz="4" w:color="999999"/>
+          <w:insideH w:val="single" w:sz="4" w:color="999999"/>
+          <w:insideV w:val="single" w:sz="4" w:color="999999"/>
+        </w:tblBorders>
+      </w:tblPr>
+      <w:tr>
+        <w:trPr>
+          <w:tblHeader/>
+        </w:trPr>
+        <w:tc>
+          <w:tcPr>
+            <w:tcW w:w="2400" w:type="dxa"/>
+            <w:shd w:val="clear" w:fill="EEF2F6"/>
+          </w:tcPr>
+          <w:p>
+            <w:pPr>
+              <w:spacing w:after="0"/>
+            </w:pPr>
+            <w:r>
+              <w:rPr>
+                <w:b/>
+                <w:sz w:val="18"/>
+              </w:rPr>
+              <w:t xml:space="preserve">학교명</w:t>
+            </w:r>
+          </w:p>
+        </w:tc>
+        <w:tc>
+          <w:tcPr>
+            <w:tcW w:w="1500" w:type="dxa"/>
+            <w:shd w:val="clear" w:fill="EEF2F6"/>
+          </w:tcPr>
+          <w:p>
+            <w:pPr>
+              <w:spacing w:after="0"/>
+            </w:pPr>
+            <w:r>
+              <w:rPr>
+                <w:b/>
+                <w:sz w:val="18"/>
+              </w:rPr>
+              <w:t xml:space="preserve">학교급</w:t>
+            </w:r>
+          </w:p>
+        </w:tc>
+        <w:tc>
+          <w:tcPr>
+            <w:tcW w:w="3300" w:type="dxa"/>
+            <w:shd w:val="clear" w:fill="EEF2F6"/>
+          </w:tcPr>
+          <w:p>
+            <w:pPr>
+              <w:spacing w:after="0"/>
+            </w:pPr>
+            <w:r>
+              <w:rPr>
+                <w:b/>
+                <w:sz w:val="18"/>
+              </w:rPr>
+              <w:t xml:space="preserve">명단 주소</w:t>
+            </w:r>
+          </w:p>
+        </w:tc>
+        <w:tc>
+          <w:tcPr>
+            <w:tcW w:w="1200" w:type="dxa"/>
+            <w:shd w:val="clear" w:fill="EEF2F6"/>
+          </w:tcPr>
+          <w:p>
+            <w:pPr>
+              <w:spacing w:after="0"/>
+            </w:pPr>
+            <w:r>
+              <w:rPr>
+                <w:b/>
+                <w:sz w:val="18"/>
+              </w:rPr>
+              <w:t xml:space="preserve">학교코드</w:t>
+            </w:r>
+          </w:p>
+        </w:tc>
+        <w:tc>
+          <w:tcPr>
+            <w:tcW w:w="900" w:type="dxa"/>
+            <w:shd w:val="clear" w:fill="EEF2F6"/>
+          </w:tcPr>
+          <w:p>
+            <w:pPr>
+              <w:spacing w:after="0"/>
+            </w:pPr>
+            <w:r>
+              <w:rPr>
+                <w:b/>
+                <w:sz w:val="18"/>
+              </w:rPr>
+              <w:t xml:space="preserve">위도</w:t>
+            </w:r>
+          </w:p>
+        </w:tc>
+        <w:tc>
+          <w:tcPr>
+            <w:tcW w:w="900" w:type="dxa"/>
+            <w:shd w:val="clear" w:fill="EEF2F6"/>
+          </w:tcPr>
+          <w:p>
+            <w:pPr>
+              <w:spacing w:after="0"/>
+            </w:pPr>
+            <w:r>
+              <w:rPr>
+                <w:b/>
+                <w:sz w:val="18"/>
+              </w:rPr>
+              <w:t xml:space="preserve">경도</w:t>
+            </w:r>
+          </w:p>
+        </w:tc>
+      </w:tr>
+      <w:tr>
+        <w:tc>
+          <w:tcPr>
+            <w:tcW w:w="2400" w:type="dxa"/>
+          </w:tcPr>
+          <w:p>
+            <w:pPr>
+              <w:spacing w:after="0"/>
+            </w:pPr>
+            <w:r>
+              <w:rPr>
+                <w:sz w:val="18"/>
+              </w:rPr>
+              <w:t xml:space="preserve">부산구화학교</w:t>
+            </w:r>
+          </w:p>
+        </w:tc>
+        <w:tc>
+          <w:tcPr>
+            <w:tcW w:w="1500" w:type="dxa"/>
+          </w:tcPr>
+          <w:p>
+            <w:pPr>
+              <w:spacing w:after="0"/>
+            </w:pPr>
+            <w:r>
+              <w:rPr>
+                <w:sz w:val="18"/>
+              </w:rPr>
+              <w:t xml:space="preserve">특수학교</w:t>
+            </w:r>
+          </w:p>
+        </w:tc>
+        <w:tc>
+          <w:tcPr>
+            <w:tcW w:w="3300" w:type="dxa"/>
+          </w:tcPr>
+          <w:p>
+            <w:pPr>
+              <w:spacing w:after="0"/>
+            </w:pPr>
+            <w:r>
+              <w:rPr>
+                <w:sz w:val="18"/>
+              </w:rPr>
+              <w:t xml:space="preserve">부산광역시 남구 수영로123번길 54</w:t>
+            </w:r>
+          </w:p>
+        </w:tc>
+        <w:tc>
+          <w:tcPr>
+            <w:tcW w:w="1200" w:type="dxa"/>
+          </w:tcPr>
+          <w:p>
+            <w:pPr>
+              <w:spacing w:after="0"/>
+            </w:pPr>
+            <w:r>
+              <w:rPr>
+                <w:sz w:val="18"/>
+              </w:rPr>
+              <w:t xml:space="preserve">7150281</w:t>
+            </w:r>
+          </w:p>
+        </w:tc>
+        <w:tc>
+          <w:tcPr>
+            <w:tcW w:w="900" w:type="dxa"/>
+            <w:shd w:val="clear" w:fill="FFFBE6"/>
+          </w:tcPr>
+          <w:p>
+            <w:pPr>
+              <w:spacing w:after="0"/>
+            </w:pPr>
+            <w:r>
+              <w:rPr>
+                <w:sz w:val="18"/>
+              </w:rPr>
+              <w:t xml:space="preserve"/>
+            </w:r>
+          </w:p>
+        </w:tc>
+        <w:tc>
+          <w:tcPr>
+            <w:tcW w:w="900" w:type="dxa"/>
+            <w:shd w:val="clear" w:fill="FFFBE6"/>
+          </w:tcPr>
+          <w:p>
+            <w:pPr>
+              <w:spacing w:after="0"/>
+            </w:pPr>
+            <w:r>
+              <w:rPr>
+                <w:sz w:val="18"/>
+              </w:rPr>
+              <w:t xml:space="preserve"/>
+            </w:r>
+          </w:p>
+        </w:tc>
+      </w:tr>
+      <w:tr>
+        <w:tc>
+          <w:tcPr>
+            <w:tcW w:w="2400" w:type="dxa"/>
+          </w:tcPr>
+          <w:p>
+            <w:pPr>
+              <w:spacing w:after="0"/>
+            </w:pPr>
+            <w:r>
+              <w:rPr>
+                <w:sz w:val="18"/>
+              </w:rPr>
+              <w:t xml:space="preserve">부산성우학교</w:t>
+            </w:r>
+          </w:p>
+        </w:tc>
+        <w:tc>
+          <w:tcPr>
+            <w:tcW w:w="1500" w:type="dxa"/>
+          </w:tcPr>
+          <w:p>
+            <w:pPr>
+              <w:spacing w:after="0"/>
+            </w:pPr>
+            <w:r>
+              <w:rPr>
+                <w:sz w:val="18"/>
+              </w:rPr>
+              <w:t xml:space="preserve">특수학교</w:t>
+            </w:r>
+          </w:p>
+        </w:tc>
+        <w:tc>
+          <w:tcPr>
+            <w:tcW w:w="3300" w:type="dxa"/>
+          </w:tcPr>
+          <w:p>
+            <w:pPr>
+              <w:spacing w:after="0"/>
+            </w:pPr>
+            <w:r>
+              <w:rPr>
+                <w:sz w:val="18"/>
+              </w:rPr>
+              <w:t xml:space="preserve">부산광역시 기장군 장안읍 대룡2길 45</w:t>
+            </w:r>
+          </w:p>
+        </w:tc>
+        <w:tc>
+          <w:tcPr>
+            <w:tcW w:w="1200" w:type="dxa"/>
+          </w:tcPr>
+          <w:p>
+            <w:pPr>
+              <w:spacing w:after="0"/>
+            </w:pPr>
+            <w:r>
+              <w:rPr>
+                <w:sz w:val="18"/>
+              </w:rPr>
+              <w:t xml:space="preserve">7150432</w:t>
+            </w:r>
+          </w:p>
+        </w:tc>
+        <w:tc>
+          <w:tcPr>
+            <w:tcW w:w="900" w:type="dxa"/>
+            <w:shd w:val="clear" w:fill="FFFBE6"/>
+          </w:tcPr>
+          <w:p>
+            <w:pPr>
+              <w:spacing w:after="0"/>
+            </w:pPr>
+            <w:r>
+              <w:rPr>
+                <w:sz w:val="18"/>
+              </w:rPr>
+              <w:t xml:space="preserve"/>
+            </w:r>
+          </w:p>
+        </w:tc>
+        <w:tc>
+          <w:tcPr>
+            <w:tcW w:w="900" w:type="dxa"/>
+            <w:shd w:val="clear" w:fill="FFFBE6"/>
+          </w:tcPr>
+          <w:p>
+            <w:pPr>
+              <w:spacing w:after="0"/>
+            </w:pPr>
+            <w:r>
+              <w:rPr>
+                <w:sz w:val="18"/>
+              </w:rPr>
+              <w:t xml:space="preserve"/>
+            </w:r>
+          </w:p>
+        </w:tc>
+      </w:tr>
+      <w:tr>
+        <w:tc>
+          <w:tcPr>
+            <w:tcW w:w="2400" w:type="dxa"/>
+          </w:tcPr>
+          <w:p>
+            <w:pPr>
+              <w:spacing w:after="0"/>
+            </w:pPr>
+            <w:r>
+              <w:rPr>
+                <w:sz w:val="18"/>
+              </w:rPr>
+              <w:t xml:space="preserve">부산솔빛학교</w:t>
+            </w:r>
+          </w:p>
+        </w:tc>
+        <w:tc>
+          <w:tcPr>
+            <w:tcW w:w="1500" w:type="dxa"/>
+          </w:tcPr>
+          <w:p>
+            <w:pPr>
+              <w:spacing w:after="0"/>
+            </w:pPr>
+            <w:r>
+              <w:rPr>
+                <w:sz w:val="18"/>
+              </w:rPr>
+              <w:t xml:space="preserve">특수학교</w:t>
+            </w:r>
+          </w:p>
+        </w:tc>
+        <w:tc>
+          <w:tcPr>
+            <w:tcW w:w="3300" w:type="dxa"/>
+          </w:tcPr>
+          <w:p>
+            <w:pPr>
+              <w:spacing w:after="0"/>
+            </w:pPr>
+            <w:r>
+              <w:rPr>
+                <w:sz w:val="18"/>
+              </w:rPr>
+              <w:t xml:space="preserve">부산 사상구 백양대로 650 부산솔빛학교</w:t>
+            </w:r>
+          </w:p>
+        </w:tc>
+        <w:tc>
+          <w:tcPr>
+            <w:tcW w:w="1200" w:type="dxa"/>
+          </w:tcPr>
+          <w:p>
+            <w:pPr>
+              <w:spacing w:after="0"/>
+            </w:pPr>
+            <w:r>
+              <w:rPr>
+                <w:sz w:val="18"/>
+              </w:rPr>
+              <w:t xml:space="preserve">7150376</w:t>
+            </w:r>
+          </w:p>
+        </w:tc>
+        <w:tc>
+          <w:tcPr>
+            <w:tcW w:w="900" w:type="dxa"/>
+            <w:shd w:val="clear" w:fill="FFFBE6"/>
+          </w:tcPr>
+          <w:p>
+            <w:pPr>
+              <w:spacing w:after="0"/>
+            </w:pPr>
+            <w:r>
+              <w:rPr>
+                <w:sz w:val="18"/>
+              </w:rPr>
+              <w:t xml:space="preserve"/>
+            </w:r>
+          </w:p>
+        </w:tc>
+        <w:tc>
+          <w:tcPr>
+            <w:tcW w:w="900" w:type="dxa"/>
+            <w:shd w:val="clear" w:fill="FFFBE6"/>
+          </w:tcPr>
+          <w:p>
+            <w:pPr>
+              <w:spacing w:after="0"/>
+            </w:pPr>
+            <w:r>
+              <w:rPr>
+                <w:sz w:val="18"/>
+              </w:rPr>
+              <w:t xml:space="preserve"/>
+            </w:r>
+          </w:p>
+        </w:tc>
+      </w:tr>
+      <w:tr>
+        <w:tc>
+          <w:tcPr>
+            <w:tcW w:w="2400" w:type="dxa"/>
+          </w:tcPr>
+          <w:p>
+            <w:pPr>
+              <w:spacing w:after="0"/>
+            </w:pPr>
+            <w:r>
+              <w:rPr>
+                <w:sz w:val="18"/>
+              </w:rPr>
+              <w:t xml:space="preserve">부산천사의학교</w:t>
+            </w:r>
+          </w:p>
+        </w:tc>
+        <w:tc>
+          <w:tcPr>
+            <w:tcW w:w="1500" w:type="dxa"/>
+          </w:tcPr>
+          <w:p>
+            <w:pPr>
+              <w:spacing w:after="0"/>
+            </w:pPr>
+            <w:r>
+              <w:rPr>
+                <w:sz w:val="18"/>
+              </w:rPr>
+              <w:t xml:space="preserve">특수학교</w:t>
+            </w:r>
+          </w:p>
+        </w:tc>
+        <w:tc>
+          <w:tcPr>
+            <w:tcW w:w="3300" w:type="dxa"/>
+          </w:tcPr>
+          <w:p>
+            <w:pPr>
+              <w:spacing w:after="0"/>
+            </w:pPr>
+            <w:r>
+              <w:rPr>
+                <w:sz w:val="18"/>
+              </w:rPr>
+              <w:t xml:space="preserve">부산광역시 사하구 오작로88번길 30</w:t>
+            </w:r>
+          </w:p>
+        </w:tc>
+        <w:tc>
+          <w:tcPr>
+            <w:tcW w:w="1200" w:type="dxa"/>
+          </w:tcPr>
+          <w:p>
+            <w:pPr>
+              <w:spacing w:after="0"/>
+            </w:pPr>
+            <w:r>
+              <w:rPr>
+                <w:sz w:val="18"/>
+              </w:rPr>
+              <w:t xml:space="preserve">7150360</w:t>
+            </w:r>
+          </w:p>
+        </w:tc>
+        <w:tc>
+          <w:tcPr>
+            <w:tcW w:w="900" w:type="dxa"/>
+            <w:shd w:val="clear" w:fill="FFFBE6"/>
+          </w:tcPr>
+          <w:p>
+            <w:pPr>
+              <w:spacing w:after="0"/>
+            </w:pPr>
+            <w:r>
+              <w:rPr>
+                <w:sz w:val="18"/>
+              </w:rPr>
+              <w:t xml:space="preserve"/>
+            </w:r>
+          </w:p>
+        </w:tc>
+        <w:tc>
+          <w:tcPr>
+            <w:tcW w:w="900" w:type="dxa"/>
+            <w:shd w:val="clear" w:fill="FFFBE6"/>
+          </w:tcPr>
+          <w:p>
+            <w:pPr>
+              <w:spacing w:after="0"/>
+            </w:pPr>
+            <w:r>
+              <w:rPr>
+                <w:sz w:val="18"/>
+              </w:rPr>
+              <w:t xml:space="preserve"/>
+            </w:r>
+          </w:p>
+        </w:tc>
+      </w:tr>
+      <w:tr>
+        <w:tc>
+          <w:tcPr>
+            <w:tcW w:w="2400" w:type="dxa"/>
+          </w:tcPr>
+          <w:p>
+            <w:pPr>
+              <w:spacing w:after="0"/>
+            </w:pPr>
+            <w:r>
+              <w:rPr>
+                <w:sz w:val="18"/>
+              </w:rPr>
+              <w:t xml:space="preserve">신연초등학교</w:t>
+            </w:r>
+          </w:p>
+        </w:tc>
+        <w:tc>
+          <w:tcPr>
+            <w:tcW w:w="1500" w:type="dxa"/>
+          </w:tcPr>
+          <w:p>
+            <w:pPr>
+              <w:spacing w:after="0"/>
+            </w:pPr>
+            <w:r>
+              <w:rPr>
+                <w:sz w:val="18"/>
+              </w:rPr>
+              <w:t xml:space="preserve">초등학교</w:t>
+            </w:r>
+          </w:p>
+        </w:tc>
+        <w:tc>
+          <w:tcPr>
+            <w:tcW w:w="3300" w:type="dxa"/>
+          </w:tcPr>
+          <w:p>
+            <w:pPr>
+              <w:spacing w:after="0"/>
+            </w:pPr>
+            <w:r>
+              <w:rPr>
+                <w:sz w:val="18"/>
+              </w:rPr>
+              <w:t xml:space="preserve">부산광역시 남구 유엔로35번길 46</w:t>
+            </w:r>
+          </w:p>
+        </w:tc>
+        <w:tc>
+          <w:tcPr>
+            <w:tcW w:w="1200" w:type="dxa"/>
+          </w:tcPr>
+          <w:p>
+            <w:pPr>
+              <w:spacing w:after="0"/>
+            </w:pPr>
+            <w:r>
+              <w:rPr>
+                <w:sz w:val="18"/>
+              </w:rPr>
+              <w:t xml:space="preserve">7181048</w:t>
+            </w:r>
+          </w:p>
+        </w:tc>
+        <w:tc>
+          <w:tcPr>
+            <w:tcW w:w="900" w:type="dxa"/>
+            <w:shd w:val="clear" w:fill="FFFBE6"/>
+          </w:tcPr>
+          <w:p>
+            <w:pPr>
+              <w:spacing w:after="0"/>
+            </w:pPr>
+            <w:r>
+              <w:rPr>
+                <w:sz w:val="18"/>
+              </w:rPr>
+              <w:t xml:space="preserve"/>
+            </w:r>
+          </w:p>
+        </w:tc>
+        <w:tc>
+          <w:tcPr>
+            <w:tcW w:w="900" w:type="dxa"/>
+            <w:shd w:val="clear" w:fill="FFFBE6"/>
+          </w:tcPr>
+          <w:p>
+            <w:pPr>
+              <w:spacing w:after="0"/>
+            </w:pPr>
+            <w:r>
+              <w:rPr>
+                <w:sz w:val="18"/>
+              </w:rPr>
+              <w:t xml:space="preserve"/>
+            </w:r>
+          </w:p>
+        </w:tc>
+      </w:tr>
+      <w:tr>
+        <w:tc>
+          <w:tcPr>
+            <w:tcW w:w="2400" w:type="dxa"/>
+          </w:tcPr>
+          <w:p>
+            <w:pPr>
+              <w:spacing w:after="0"/>
+            </w:pPr>
+            <w:r>
+              <w:rPr>
+                <w:sz w:val="18"/>
+              </w:rPr>
+              <w:t xml:space="preserve">장대현중고등학교</w:t>
+            </w:r>
+          </w:p>
+        </w:tc>
+        <w:tc>
+          <w:tcPr>
+            <w:tcW w:w="1500" w:type="dxa"/>
+          </w:tcPr>
+          <w:p>
+            <w:pPr>
+              <w:spacing w:after="0"/>
+            </w:pPr>
+            <w:r>
+              <w:rPr>
+                <w:sz w:val="18"/>
+              </w:rPr>
+              <w:t xml:space="preserve">각종학교(고)</w:t>
+            </w:r>
+          </w:p>
+        </w:tc>
+        <w:tc>
+          <w:tcPr>
+            <w:tcW w:w="3300" w:type="dxa"/>
+          </w:tcPr>
+          <w:p>
+            <w:pPr>
+              <w:spacing w:after="0"/>
+            </w:pPr>
+            <w:r>
+              <w:rPr>
+                <w:sz w:val="18"/>
+              </w:rPr>
+              <w:t xml:space="preserve">부산광역시 강서구 신호사로76번길 71</w:t>
+            </w:r>
+          </w:p>
+        </w:tc>
+        <w:tc>
+          <w:tcPr>
+            <w:tcW w:w="1200" w:type="dxa"/>
+          </w:tcPr>
+          <w:p>
+            <w:pPr>
+              <w:spacing w:after="0"/>
+            </w:pPr>
+            <w:r>
+              <w:rPr>
+                <w:sz w:val="18"/>
+              </w:rPr>
+              <w:t xml:space="preserve">7150676</w:t>
+            </w:r>
+          </w:p>
+        </w:tc>
+        <w:tc>
+          <w:tcPr>
+            <w:tcW w:w="900" w:type="dxa"/>
+            <w:shd w:val="clear" w:fill="FFFBE6"/>
+          </w:tcPr>
+          <w:p>
+            <w:pPr>
+              <w:spacing w:after="0"/>
+            </w:pPr>
+            <w:r>
+              <w:rPr>
+                <w:sz w:val="18"/>
+              </w:rPr>
+              <w:t xml:space="preserve"/>
+            </w:r>
+          </w:p>
+        </w:tc>
+        <w:tc>
+          <w:tcPr>
+            <w:tcW w:w="900" w:type="dxa"/>
+            <w:shd w:val="clear" w:fill="FFFBE6"/>
+          </w:tcPr>
+          <w:p>
+            <w:pPr>
+              <w:spacing w:after="0"/>
+            </w:pPr>
+            <w:r>
+              <w:rPr>
+                <w:sz w:val="18"/>
+              </w:rPr>
+              <w:t xml:space="preserve"/>
+            </w:r>
+          </w:p>
+        </w:tc>
+      </w:tr>
+    </w:tbl>
+    <w:p>
+      <w:pPr>
+        <w:spacing w:after="160"/>
+      </w:pPr>
+      <w:r>
+        <w:rPr>
+          <w:sz w:val="18"/>
+        </w:rPr>
+        <w:t xml:space="preserve"/>
+      </w:r>
+    </w:p>
+    <w:p>
+      <w:pPr>
+        <w:spacing w:after="80"/>
+      </w:pPr>
+      <w:r>
+        <w:rPr>
+          <w:b/>
+          <w:sz w:val="26"/>
+        </w:rPr>
         <w:t xml:space="preserve">충남 · 6곳</w:t>
       </w:r>
     </w:p>
